--- a/Unit02-Using-Objects/MathString/WorksheetMathString.docx
+++ b/Unit02-Using-Objects/MathString/WorksheetMathString.docx
@@ -2723,7 +2723,7 @@
               <w:rPr>
                 <w:szCs w:val="21"/>
               </w:rPr>
-              <w:t>s.</w:t>
+              <w:t>s.charAt(0)</w:t>
             </w:r>
           </w:p>
         </w:tc>

--- a/Unit02-Using-Objects/MathString/WorksheetMathString.docx
+++ b/Unit02-Using-Objects/MathString/WorksheetMathString.docx
@@ -2188,7 +2188,7 @@
               <w:rPr>
                 <w:szCs w:val="21"/>
               </w:rPr>
-              <w:t xml:space="preserve">StringBuilder is faster because it uses one instance of memory rather than constantly using and discarding memory.  </w:t>
+              <w:t xml:space="preserve">StringBuilder is faster because it uses one instance of memory rather than constantly using and discarding  instancesmemory.  </w:t>
             </w:r>
           </w:p>
         </w:tc>
